--- a/Backend/src/templates/qas/FOR Acta QA MPLS.docx
+++ b/Backend/src/templates/qas/FOR Acta QA MPLS.docx
@@ -47,6 +47,9 @@
         </w:rPr>
         <w:tab/>
       </w:r>
+      <w:r>
+        <w:t xml:space="preserve"> {visita_numero}</w:t>
+      </w:r>
     </w:p>
     <w:p>
       <w:pPr>
@@ -70,6 +73,9 @@
       <w:r>
         <w:tab/>
       </w:r>
+      <w:r>
+        <w:t xml:space="preserve"> {fecha_ejecucion}</w:t>
+      </w:r>
     </w:p>
     <w:p>
       <w:pPr>
@@ -96,6 +102,9 @@
       <w:r>
         <w:tab/>
       </w:r>
+      <w:r>
+        <w:t xml:space="preserve"> {hora_inicio}</w:t>
+      </w:r>
     </w:p>
     <w:p>
       <w:pPr>
@@ -125,6 +134,9 @@
         </w:rPr>
         <w:tab/>
       </w:r>
+      <w:r>
+        <w:t xml:space="preserve"> {tiempo_transporte}</w:t>
+      </w:r>
     </w:p>
     <w:p>
       <w:pPr>
@@ -154,6 +166,9 @@
         </w:rPr>
         <w:tab/>
       </w:r>
+      <w:r>
+        <w:t xml:space="preserve"> {tiempo_antesala}</w:t>
+      </w:r>
     </w:p>
     <w:p>
       <w:pPr>
@@ -183,6 +198,9 @@
         </w:rPr>
         <w:tab/>
       </w:r>
+      <w:r>
+        <w:t xml:space="preserve"> {tiempo_ejecucion}</w:t>
+      </w:r>
     </w:p>
     <w:p>
       <w:pPr>
@@ -226,6 +244,9 @@
         </w:rPr>
         <w:tab/>
       </w:r>
+      <w:r>
+        <w:t xml:space="preserve"> {tiempo_espera_claro}</w:t>
+      </w:r>
     </w:p>
     <w:p>
       <w:pPr>
@@ -252,6 +273,9 @@
       <w:r>
         <w:tab/>
       </w:r>
+      <w:r>
+        <w:t xml:space="preserve"> {hora_salida}</w:t>
+      </w:r>
     </w:p>
     <w:p>
       <w:pPr>
@@ -289,6 +313,9 @@
         </w:rPr>
         <w:tab/>
       </w:r>
+      <w:r>
+        <w:t xml:space="preserve"> {ingeniero_outsourcing}</w:t>
+      </w:r>
     </w:p>
     <w:p>
       <w:pPr>
@@ -363,6 +390,9 @@
         </w:rPr>
         <w:tab/>
       </w:r>
+      <w:r>
+        <w:t xml:space="preserve"> {multimetro}</w:t>
+      </w:r>
     </w:p>
     <w:p>
       <w:pPr>
@@ -392,6 +422,9 @@
         </w:rPr>
         <w:tab/>
       </w:r>
+      <w:r>
+        <w:t xml:space="preserve"> {analizador_ber}</w:t>
+      </w:r>
     </w:p>
     <w:p>
       <w:pPr>
@@ -415,6 +448,9 @@
       <w:r>
         <w:tab/>
       </w:r>
+      <w:r>
+        <w:t xml:space="preserve"> {soporte_claro}</w:t>
+      </w:r>
     </w:p>
     <w:p>
       <w:pPr>
@@ -441,6 +477,9 @@
       <w:r>
         <w:tab/>
       </w:r>
+      <w:r>
+        <w:t xml:space="preserve"> {firma_acta}</w:t>
+      </w:r>
     </w:p>
     <w:p>
       <w:pPr>
@@ -478,6 +517,9 @@
         </w:rPr>
         <w:tab/>
       </w:r>
+      <w:r>
+        <w:t xml:space="preserve"> {caso_seguimiento}</w:t>
+      </w:r>
     </w:p>
     <w:p>
       <w:pPr>
@@ -499,6 +541,9 @@
           <w:b/>
         </w:rPr>
         <w:tab/>
+      </w:r>
+      <w:r>
+        <w:t xml:space="preserve"> {problemas_instalacion}</w:t>
       </w:r>
     </w:p>
     <w:p>
@@ -549,6 +594,9 @@
         </w:rPr>
         <w:tab/>
       </w:r>
+      <w:r>
+        <w:t xml:space="preserve"> {fase_neutro}</w:t>
+      </w:r>
     </w:p>
     <w:p>
       <w:pPr>
@@ -575,6 +623,9 @@
         </w:rPr>
         <w:tab/>
       </w:r>
+      <w:r>
+        <w:t xml:space="preserve"> {fase_tierra}</w:t>
+      </w:r>
     </w:p>
     <w:p>
       <w:pPr>
@@ -609,6 +660,9 @@
         </w:rPr>
         <w:tab/>
       </w:r>
+      <w:r>
+        <w:t xml:space="preserve"> {neutro_tierra}</w:t>
+      </w:r>
     </w:p>
     <w:p>
       <w:pPr>
@@ -632,6 +686,9 @@
         </w:rPr>
         <w:t>Lugar de Instalación de Equipos: RACK</w:t>
       </w:r>
+      <w:r>
+        <w:t xml:space="preserve"> {lugar_instalacion}</w:t>
+      </w:r>
     </w:p>
     <w:p>
       <w:pPr>
@@ -672,6 +729,9 @@
           <w:bCs/>
         </w:rPr>
         <w:t xml:space="preserve"> </w:t>
+      </w:r>
+      <w:r>
+        <w:t xml:space="preserve"> {observaciones}</w:t>
       </w:r>
     </w:p>
     <w:p>
@@ -874,6 +934,9 @@
                 <w:lang w:val="es-CO"/>
               </w:rPr>
             </w:pPr>
+            <w:r>
+              <w:t>{equipo_instalado_1_tipo}</w:t>
+            </w:r>
           </w:p>
         </w:tc>
         <w:tc>
@@ -888,6 +951,9 @@
                 <w:lang w:val="es-CO"/>
               </w:rPr>
             </w:pPr>
+            <w:r>
+              <w:t>{equipo_instalado_1_marca}</w:t>
+            </w:r>
           </w:p>
         </w:tc>
         <w:tc>
@@ -902,6 +968,9 @@
                 <w:lang w:val="es-CO"/>
               </w:rPr>
             </w:pPr>
+            <w:r>
+              <w:t>{equipo_instalado_1_modelo}</w:t>
+            </w:r>
           </w:p>
         </w:tc>
         <w:tc>
@@ -916,6 +985,9 @@
                 <w:lang w:val="es-CO"/>
               </w:rPr>
             </w:pPr>
+            <w:r>
+              <w:t>{equipo_instalado_1_serial}</w:t>
+            </w:r>
           </w:p>
         </w:tc>
         <w:tc>
@@ -930,6 +1002,9 @@
                 <w:lang w:val="es-CO"/>
               </w:rPr>
             </w:pPr>
+            <w:r>
+              <w:t>{equipo_instalado_1_placa}</w:t>
+            </w:r>
           </w:p>
         </w:tc>
       </w:tr>
@@ -946,6 +1021,9 @@
                 <w:lang w:val="es-CO"/>
               </w:rPr>
             </w:pPr>
+            <w:r>
+              <w:t>{equipo_instalado_2_tipo}</w:t>
+            </w:r>
           </w:p>
         </w:tc>
         <w:tc>
@@ -960,6 +1038,9 @@
                 <w:lang w:val="es-CO"/>
               </w:rPr>
             </w:pPr>
+            <w:r>
+              <w:t>{equipo_instalado_2_marca}</w:t>
+            </w:r>
           </w:p>
         </w:tc>
         <w:tc>
@@ -974,6 +1055,9 @@
                 <w:lang w:val="es-CO"/>
               </w:rPr>
             </w:pPr>
+            <w:r>
+              <w:t>{equipo_instalado_2_modelo}</w:t>
+            </w:r>
           </w:p>
         </w:tc>
         <w:tc>
@@ -988,6 +1072,9 @@
                 <w:lang w:val="es-CO"/>
               </w:rPr>
             </w:pPr>
+            <w:r>
+              <w:t>{equipo_instalado_2_serial}</w:t>
+            </w:r>
           </w:p>
         </w:tc>
         <w:tc>
@@ -1002,6 +1089,9 @@
                 <w:lang w:val="es-CO"/>
               </w:rPr>
             </w:pPr>
+            <w:r>
+              <w:t>{equipo_instalado_2_placa}</w:t>
+            </w:r>
           </w:p>
         </w:tc>
       </w:tr>
@@ -1018,6 +1108,9 @@
                 <w:lang w:val="es-CO"/>
               </w:rPr>
             </w:pPr>
+            <w:r>
+              <w:t>{equipo_instalado_3_tipo}</w:t>
+            </w:r>
           </w:p>
         </w:tc>
         <w:tc>
@@ -1032,6 +1125,9 @@
                 <w:lang w:val="es-CO"/>
               </w:rPr>
             </w:pPr>
+            <w:r>
+              <w:t>{equipo_instalado_3_marca}</w:t>
+            </w:r>
           </w:p>
         </w:tc>
         <w:tc>
@@ -1046,6 +1142,9 @@
                 <w:lang w:val="es-CO"/>
               </w:rPr>
             </w:pPr>
+            <w:r>
+              <w:t>{equipo_instalado_3_modelo}</w:t>
+            </w:r>
           </w:p>
         </w:tc>
         <w:tc>
@@ -1060,6 +1159,9 @@
                 <w:lang w:val="es-CO"/>
               </w:rPr>
             </w:pPr>
+            <w:r>
+              <w:t>{equipo_instalado_3_serial}</w:t>
+            </w:r>
           </w:p>
         </w:tc>
         <w:tc>
@@ -1074,6 +1176,9 @@
                 <w:lang w:val="es-CO"/>
               </w:rPr>
             </w:pPr>
+            <w:r>
+              <w:t>{equipo_instalado_3_placa}</w:t>
+            </w:r>
           </w:p>
         </w:tc>
       </w:tr>
@@ -1090,6 +1195,9 @@
                 <w:lang w:val="es-CO"/>
               </w:rPr>
             </w:pPr>
+            <w:r>
+              <w:t>{equipo_instalado_4_tipo}</w:t>
+            </w:r>
           </w:p>
         </w:tc>
         <w:tc>
@@ -1104,6 +1212,9 @@
                 <w:lang w:val="es-CO"/>
               </w:rPr>
             </w:pPr>
+            <w:r>
+              <w:t>{equipo_instalado_4_marca}</w:t>
+            </w:r>
           </w:p>
         </w:tc>
         <w:tc>
@@ -1118,6 +1229,9 @@
                 <w:lang w:val="es-CO"/>
               </w:rPr>
             </w:pPr>
+            <w:r>
+              <w:t>{equipo_instalado_4_modelo}</w:t>
+            </w:r>
           </w:p>
         </w:tc>
         <w:tc>
@@ -1132,6 +1246,9 @@
                 <w:lang w:val="es-CO"/>
               </w:rPr>
             </w:pPr>
+            <w:r>
+              <w:t>{equipo_instalado_4_serial}</w:t>
+            </w:r>
           </w:p>
         </w:tc>
         <w:tc>
@@ -1146,6 +1263,9 @@
                 <w:lang w:val="es-CO"/>
               </w:rPr>
             </w:pPr>
+            <w:r>
+              <w:t>{equipo_instalado_4_placa}</w:t>
+            </w:r>
           </w:p>
         </w:tc>
       </w:tr>
@@ -1349,6 +1469,9 @@
                 <w:lang w:val="es-CO"/>
               </w:rPr>
             </w:pPr>
+            <w:r>
+              <w:t>{equipo_desinstalado_1_tipo}</w:t>
+            </w:r>
           </w:p>
         </w:tc>
         <w:tc>
@@ -1363,6 +1486,9 @@
                 <w:lang w:val="es-CO"/>
               </w:rPr>
             </w:pPr>
+            <w:r>
+              <w:t>{equipo_desinstalado_1_marca}</w:t>
+            </w:r>
           </w:p>
         </w:tc>
         <w:tc>
@@ -1377,6 +1503,9 @@
                 <w:lang w:val="es-CO"/>
               </w:rPr>
             </w:pPr>
+            <w:r>
+              <w:t>{equipo_desinstalado_1_modelo}</w:t>
+            </w:r>
           </w:p>
         </w:tc>
         <w:tc>
@@ -1391,6 +1520,9 @@
                 <w:lang w:val="es-CO"/>
               </w:rPr>
             </w:pPr>
+            <w:r>
+              <w:t>{equipo_desinstalado_1_serial}</w:t>
+            </w:r>
           </w:p>
         </w:tc>
         <w:tc>
@@ -1405,6 +1537,9 @@
                 <w:lang w:val="es-CO"/>
               </w:rPr>
             </w:pPr>
+            <w:r>
+              <w:t>{equipo_desinstalado_1_placa}</w:t>
+            </w:r>
           </w:p>
         </w:tc>
       </w:tr>
@@ -1421,6 +1556,9 @@
                 <w:lang w:val="es-CO"/>
               </w:rPr>
             </w:pPr>
+            <w:r>
+              <w:t>{equipo_desinstalado_2_tipo}</w:t>
+            </w:r>
           </w:p>
         </w:tc>
         <w:tc>
@@ -1435,6 +1573,9 @@
                 <w:lang w:val="es-CO"/>
               </w:rPr>
             </w:pPr>
+            <w:r>
+              <w:t>{equipo_desinstalado_2_marca}</w:t>
+            </w:r>
           </w:p>
         </w:tc>
         <w:tc>
@@ -1449,6 +1590,9 @@
                 <w:lang w:val="es-CO"/>
               </w:rPr>
             </w:pPr>
+            <w:r>
+              <w:t>{equipo_desinstalado_2_modelo}</w:t>
+            </w:r>
           </w:p>
         </w:tc>
         <w:tc>
@@ -1463,6 +1607,9 @@
                 <w:lang w:val="es-CO"/>
               </w:rPr>
             </w:pPr>
+            <w:r>
+              <w:t>{equipo_desinstalado_2_serial}</w:t>
+            </w:r>
           </w:p>
         </w:tc>
         <w:tc>
@@ -1477,6 +1624,9 @@
                 <w:lang w:val="es-CO"/>
               </w:rPr>
             </w:pPr>
+            <w:r>
+              <w:t>{equipo_desinstalado_2_placa}</w:t>
+            </w:r>
           </w:p>
         </w:tc>
       </w:tr>
@@ -1493,6 +1643,9 @@
                 <w:lang w:val="es-CO"/>
               </w:rPr>
             </w:pPr>
+            <w:r>
+              <w:t>{equipo_desinstalado_3_tipo}</w:t>
+            </w:r>
           </w:p>
         </w:tc>
         <w:tc>
@@ -1507,6 +1660,9 @@
                 <w:lang w:val="es-CO"/>
               </w:rPr>
             </w:pPr>
+            <w:r>
+              <w:t>{equipo_desinstalado_3_marca}</w:t>
+            </w:r>
           </w:p>
         </w:tc>
         <w:tc>
@@ -1521,6 +1677,9 @@
                 <w:lang w:val="es-CO"/>
               </w:rPr>
             </w:pPr>
+            <w:r>
+              <w:t>{equipo_desinstalado_3_modelo}</w:t>
+            </w:r>
           </w:p>
         </w:tc>
         <w:tc>
@@ -1535,6 +1694,9 @@
                 <w:lang w:val="es-CO"/>
               </w:rPr>
             </w:pPr>
+            <w:r>
+              <w:t>{equipo_desinstalado_3_serial}</w:t>
+            </w:r>
           </w:p>
         </w:tc>
         <w:tc>
@@ -1549,6 +1711,9 @@
                 <w:lang w:val="es-CO"/>
               </w:rPr>
             </w:pPr>
+            <w:r>
+              <w:t>{equipo_desinstalado_3_placa}</w:t>
+            </w:r>
           </w:p>
         </w:tc>
       </w:tr>
@@ -1565,6 +1730,9 @@
                 <w:lang w:val="es-CO"/>
               </w:rPr>
             </w:pPr>
+            <w:r>
+              <w:t>{equipo_desinstalado_4_tipo}</w:t>
+            </w:r>
           </w:p>
         </w:tc>
         <w:tc>
@@ -1579,6 +1747,9 @@
                 <w:lang w:val="es-CO"/>
               </w:rPr>
             </w:pPr>
+            <w:r>
+              <w:t>{equipo_desinstalado_4_marca}</w:t>
+            </w:r>
           </w:p>
         </w:tc>
         <w:tc>
@@ -1593,6 +1764,9 @@
                 <w:lang w:val="es-CO"/>
               </w:rPr>
             </w:pPr>
+            <w:r>
+              <w:t>{equipo_desinstalado_4_modelo}</w:t>
+            </w:r>
           </w:p>
         </w:tc>
         <w:tc>
@@ -1607,6 +1781,9 @@
                 <w:lang w:val="es-CO"/>
               </w:rPr>
             </w:pPr>
+            <w:r>
+              <w:t>{equipo_desinstalado_4_serial}</w:t>
+            </w:r>
           </w:p>
         </w:tc>
         <w:tc>
@@ -1621,6 +1798,9 @@
                 <w:lang w:val="es-CO"/>
               </w:rPr>
             </w:pPr>
+            <w:r>
+              <w:t>{equipo_desinstalado_4_placa}</w:t>
+            </w:r>
           </w:p>
         </w:tc>
       </w:tr>
@@ -1696,6 +1876,9 @@
           <w:lang w:val="es-CO"/>
         </w:rPr>
       </w:pPr>
+      <w:r>
+        <w:t>{foto_antes_instalacion}</w:t>
+      </w:r>
     </w:p>
     <w:p>
       <w:pPr>
@@ -2032,6 +2215,9 @@
           <w:lang w:val="es-CO" w:eastAsia="es-CO"/>
         </w:rPr>
       </w:pPr>
+      <w:r>
+        <w:t>{foto_despues_instalacion}</w:t>
+      </w:r>
     </w:p>
     <w:p>
       <w:pPr>
@@ -2108,6 +2294,9 @@
           <w:lang w:val="es-CO" w:eastAsia="es-CO"/>
         </w:rPr>
       </w:pPr>
+      <w:r>
+        <w:t>{foto_marquillas}</w:t>
+      </w:r>
     </w:p>
     <w:p>
       <w:pPr>
@@ -2499,6 +2688,9 @@
           <w:lang w:val="es-CO"/>
         </w:rPr>
       </w:pPr>
+      <w:r>
+        <w:t>{foto_tomas_electricas}</w:t>
+      </w:r>
     </w:p>
     <w:p>
       <w:pPr>
@@ -2551,6 +2743,9 @@
           <w:lang w:val="es-CO" w:eastAsia="es-CO"/>
         </w:rPr>
       </w:pPr>
+      <w:r>
+        <w:t>{foto_voltaje}</w:t>
+      </w:r>
     </w:p>
     <w:p>
       <w:pPr>
@@ -2682,6 +2877,9 @@
         </w:rPr>
         <w:t>&lt;Resultado de la prueba de ping&gt;</w:t>
       </w:r>
+      <w:r>
+        <w:t xml:space="preserve"> {ping_central}</w:t>
+      </w:r>
     </w:p>
     <w:p>
       <w:pPr>
@@ -2739,6 +2937,9 @@
           <w:lang w:val="es-CO"/>
         </w:rPr>
         <w:t>&gt;</w:t>
+      </w:r>
+      <w:r>
+        <w:t xml:space="preserve"> {traceroute_central}</w:t>
       </w:r>
     </w:p>
     <w:p>
@@ -2819,6 +3020,9 @@
         </w:rPr>
         <w:t>&lt;Resultado de la prueba de ping&gt;</w:t>
       </w:r>
+      <w:r>
+        <w:t xml:space="preserve"> {ping_central}</w:t>
+      </w:r>
     </w:p>
     <w:p>
       <w:pPr>
@@ -2876,6 +3080,9 @@
           <w:lang w:val="es-CO"/>
         </w:rPr>
         <w:t>&gt;</w:t>
+      </w:r>
+      <w:r>
+        <w:t xml:space="preserve"> {traceroute_central}</w:t>
       </w:r>
     </w:p>
     <w:p>
@@ -2938,6 +3145,9 @@
           <w:lang w:val="es-CO"/>
         </w:rPr>
         <w:t>&lt;Resultado&gt;</w:t>
+      </w:r>
+      <w:r>
+        <w:t xml:space="preserve"> {encripcion}</w:t>
       </w:r>
     </w:p>
     <w:p>
@@ -3011,6 +3221,9 @@
         </w:rPr>
         <w:t>Evidencia de versión o firmware de los equipos</w:t>
       </w:r>
+      <w:r>
+        <w:t xml:space="preserve"> {version_firmware}</w:t>
+      </w:r>
     </w:p>
     <w:p>
       <w:pPr>
@@ -3099,6 +3312,9 @@
         </w:rPr>
         <w:t xml:space="preserve">Evidencia de configuración de equipo Router </w:t>
       </w:r>
+      <w:r>
+        <w:t xml:space="preserve"> {configuracion_router}</w:t>
+      </w:r>
     </w:p>
     <w:bookmarkEnd w:id="0"/>
     <w:p>
@@ -3180,6 +3396,9 @@
         </w:rPr>
         <w:t>Evidencia de registro ARP desde la interface LAN + prueba de ping si el equipo del cliente responde</w:t>
       </w:r>
+      <w:r>
+        <w:t xml:space="preserve"> {registro_arp_ping_lan}</w:t>
+      </w:r>
     </w:p>
     <w:p>
       <w:pPr>
@@ -3260,6 +3479,9 @@
         </w:rPr>
         <w:t xml:space="preserve">Hacia PC e Interconexiones </w:t>
       </w:r>
+      <w:r>
+        <w:t xml:space="preserve"> {conectividad_pc_interconexiones}</w:t>
+      </w:r>
     </w:p>
     <w:p>
       <w:pPr>
@@ -3335,6 +3557,9 @@
         </w:rPr>
         <w:t xml:space="preserve">Registro de saturación </w:t>
       </w:r>
+      <w:r>
+        <w:t xml:space="preserve"> {registro_saturacion}</w:t>
+      </w:r>
     </w:p>
     <w:p>
       <w:pPr>
@@ -3466,6 +3691,9 @@
         </w:rPr>
         <w:t>Potencia 3G</w:t>
       </w:r>
+      <w:r>
+        <w:t xml:space="preserve"> {potencia_3g}</w:t>
+      </w:r>
     </w:p>
     <w:p>
       <w:pPr>
@@ -3518,6 +3746,9 @@
         </w:rPr>
         <w:t>IP asignada</w:t>
       </w:r>
+      <w:r>
+        <w:t xml:space="preserve"> {ip_asignada_3g}</w:t>
+      </w:r>
     </w:p>
     <w:p>
       <w:pPr>
@@ -3537,6 +3768,9 @@
           <w:lang w:val="es-CO"/>
         </w:rPr>
         <w:t>Pantallazo IP asignada por el operador</w:t>
+      </w:r>
+      <w:r>
+        <w:t xml:space="preserve"> {ip_asignada_3g}</w:t>
       </w:r>
     </w:p>
     <w:p>
@@ -3609,6 +3843,9 @@
           <w:lang w:val="es-CO"/>
         </w:rPr>
         <w:t>&lt;Documentar observaciones&gt;</w:t>
+      </w:r>
+      <w:r>
+        <w:t xml:space="preserve"> {observaciones_pruebas_mpls}</w:t>
       </w:r>
     </w:p>
     <w:p>
@@ -3786,6 +4023,9 @@
                 <w:lang w:val="en-US"/>
               </w:rPr>
             </w:pPr>
+            <w:r>
+              <w:t>{equipos_cliente_conectados_claro_si}</w:t>
+            </w:r>
           </w:p>
         </w:tc>
         <w:tc>
@@ -3847,6 +4087,9 @@
                 <w:lang w:val="en-US"/>
               </w:rPr>
             </w:pPr>
+            <w:r>
+              <w:t>{equipos_cliente_conectados_claro_no}</w:t>
+            </w:r>
           </w:p>
         </w:tc>
       </w:tr>
@@ -3971,6 +4214,9 @@
                 <w:lang w:val="en-US"/>
               </w:rPr>
             </w:pPr>
+            <w:r>
+              <w:t>{equipos_cliente_disponibles_configurados_si}</w:t>
+            </w:r>
           </w:p>
         </w:tc>
         <w:tc>
@@ -4032,6 +4278,9 @@
                 <w:lang w:val="en-US"/>
               </w:rPr>
             </w:pPr>
+            <w:r>
+              <w:t>{equipos_cliente_disponibles_configurados_no}</w:t>
+            </w:r>
           </w:p>
         </w:tc>
       </w:tr>
@@ -4111,6 +4360,9 @@
         </w:rPr>
         <w:t>&lt;Adjuntar la configuración del CPE&gt;</w:t>
       </w:r>
+      <w:r>
+        <w:t xml:space="preserve"> {configuracion_cpe}</w:t>
+      </w:r>
     </w:p>
     <w:p>
       <w:pPr>
@@ -4443,6 +4695,9 @@
           <w:lang w:val="es-CO"/>
         </w:rPr>
       </w:pPr>
+      <w:r>
+        <w:t>{foto_acta_entrega_servicio}</w:t>
+      </w:r>
     </w:p>
     <w:p>
       <w:pPr>
